--- a/report/Assignment3_Report.docx
+++ b/report/Assignment3_Report.docx
@@ -1255,7 +1255,7 @@
       <w:r>
         <w:drawing>
           <wp:inline xmlns:a="http://schemas.openxmlformats.org/drawingml/2006/main" xmlns:pic="http://schemas.openxmlformats.org/drawingml/2006/picture">
-            <wp:extent cx="5940000" cy="2702925"/>
+            <wp:extent cx="5940000" cy="2641398"/>
             <wp:docPr id="1" name="Picture 1"/>
             <wp:cNvGraphicFramePr>
               <a:graphicFrameLocks noChangeAspect="1"/>
@@ -1276,7 +1276,7 @@
                   <pic:spPr>
                     <a:xfrm>
                       <a:off x="0" y="0"/>
-                      <a:ext cx="5940000" cy="2702925"/>
+                      <a:ext cx="5940000" cy="2641398"/>
                     </a:xfrm>
                     <a:prstGeom prst="rect"/>
                   </pic:spPr>
@@ -1759,7 +1759,7 @@
       <w:r>
         <w:drawing>
           <wp:inline xmlns:a="http://schemas.openxmlformats.org/drawingml/2006/main" xmlns:pic="http://schemas.openxmlformats.org/drawingml/2006/picture">
-            <wp:extent cx="5040000" cy="2438903"/>
+            <wp:extent cx="5040000" cy="2439000"/>
             <wp:docPr id="3" name="Picture 3"/>
             <wp:cNvGraphicFramePr>
               <a:graphicFrameLocks noChangeAspect="1"/>
@@ -1780,7 +1780,7 @@
                   <pic:spPr>
                     <a:xfrm>
                       <a:off x="0" y="0"/>
-                      <a:ext cx="5040000" cy="2438903"/>
+                      <a:ext cx="5040000" cy="2439000"/>
                     </a:xfrm>
                     <a:prstGeom prst="rect"/>
                   </pic:spPr>
@@ -2310,9 +2310,8 @@
         <w:rPr>
           <w:b/>
           <w:i w:val="0"/>
-          <w:color w:val="C01F1F"/>
         </w:rPr>
-        <w:t>Part C artifact — k8s/20-registration.yaml (commit TODO-commit); Deployment excerpt:</w:t>
+        <w:t>Part C artifact — k8s/20-registration.yaml (commit 7189b34); Deployment excerpt:</w:t>
       </w:r>
     </w:p>
     <w:p>
@@ -3786,7 +3785,7 @@
                 <w:i w:val="0"/>
                 <w:sz w:val="16"/>
               </w:rPr>
-              <w:t>One Registration replica</w:t>
+              <w:t>process crash in 1 of 2 pods (os._exit via in-pod /chaos/crash)</w:t>
             </w:r>
           </w:p>
         </w:tc>
@@ -3800,10 +3799,9 @@
               <w:rPr>
                 <w:b w:val="0"/>
                 <w:i w:val="0"/>
-                <w:color w:val="C01F1F"/>
                 <w:sz w:val="16"/>
               </w:rPr>
-              <w:t>PENDING — run make experiments</w:t>
+              <w:t>0.39 s</w:t>
             </w:r>
           </w:p>
         </w:tc>
@@ -3817,10 +3815,9 @@
               <w:rPr>
                 <w:b w:val="0"/>
                 <w:i w:val="0"/>
-                <w:color w:val="C01F1F"/>
                 <w:sz w:val="16"/>
               </w:rPr>
-              <w:t>PENDING</w:t>
+              <w:t>1.38 s; restarts 0→1</w:t>
             </w:r>
           </w:p>
         </w:tc>
@@ -3834,10 +3831,9 @@
               <w:rPr>
                 <w:b w:val="0"/>
                 <w:i w:val="0"/>
-                <w:color w:val="C01F1F"/>
                 <w:sz w:val="16"/>
               </w:rPr>
-              <w:t>PENDING</w:t>
+              <w:t>2/1200 requests failed (99.83% success), error window 0.1 s; p95 of successful requests 29.2 ms; failures: 2× HTTP 502, returned in p95 70.2 ms</w:t>
             </w:r>
           </w:p>
         </w:tc>
@@ -3871,7 +3867,7 @@
                 <w:i w:val="0"/>
                 <w:sz w:val="16"/>
               </w:rPr>
-              <w:t>All Registration replicas</w:t>
+              <w:t>both pods force-deleted (kubectl delete pod --grace-period=0 --force)</w:t>
             </w:r>
           </w:p>
         </w:tc>
@@ -3885,10 +3881,9 @@
               <w:rPr>
                 <w:b w:val="0"/>
                 <w:i w:val="0"/>
-                <w:color w:val="C01F1F"/>
                 <w:sz w:val="16"/>
               </w:rPr>
-              <w:t>PENDING — run make experiments</w:t>
+              <w:t>0.21 s</w:t>
             </w:r>
           </w:p>
         </w:tc>
@@ -3902,10 +3897,9 @@
               <w:rPr>
                 <w:b w:val="0"/>
                 <w:i w:val="0"/>
-                <w:color w:val="C01F1F"/>
                 <w:sz w:val="16"/>
               </w:rPr>
-              <w:t>PENDING</w:t>
+              <w:t>2.60 s; restarts 1→0; new pods k5qd8, qv4cv</w:t>
             </w:r>
           </w:p>
         </w:tc>
@@ -3919,10 +3913,9 @@
               <w:rPr>
                 <w:b w:val="0"/>
                 <w:i w:val="0"/>
-                <w:color w:val="C01F1F"/>
                 <w:sz w:val="16"/>
               </w:rPr>
-              <w:t>PENDING</w:t>
+              <w:t>25/1200 requests failed (97.92% success), error window 1.2 s; p95 of successful requests 25.0 ms; failures: 6× HTTP 502, 19× HTTP 504, returned in p95 151.7 ms</w:t>
             </w:r>
           </w:p>
         </w:tc>
@@ -3956,7 +3949,7 @@
                 <w:i w:val="0"/>
                 <w:sz w:val="16"/>
               </w:rPr>
-              <w:t>Database unavailable</w:t>
+              <w:t>registration-db StatefulSet scaled to 0 for 20 s</w:t>
             </w:r>
           </w:p>
         </w:tc>
@@ -3970,10 +3963,9 @@
               <w:rPr>
                 <w:b w:val="0"/>
                 <w:i w:val="0"/>
-                <w:color w:val="C01F1F"/>
                 <w:sz w:val="16"/>
               </w:rPr>
-              <w:t>PENDING — run make experiments</w:t>
+              <w:t>4.81 s</w:t>
             </w:r>
           </w:p>
         </w:tc>
@@ -3987,10 +3979,9 @@
               <w:rPr>
                 <w:b w:val="0"/>
                 <w:i w:val="0"/>
-                <w:color w:val="C01F1F"/>
                 <w:sz w:val="16"/>
               </w:rPr>
-              <w:t>PENDING</w:t>
+              <w:t>22.79 s from injection (2.59 s after DB restored); restarts 0→0</w:t>
             </w:r>
           </w:p>
         </w:tc>
@@ -4004,10 +3995,91 @@
               <w:rPr>
                 <w:b w:val="0"/>
                 <w:i w:val="0"/>
-                <w:color w:val="C01F1F"/>
                 <w:sz w:val="16"/>
               </w:rPr>
-              <w:t>PENDING</w:t>
+              <w:t>454/1200 requests failed (62.17% success), error window 37.55 s; p95 of successful requests 22.7 ms; failures: 6× HTTP 502, 108× HTTP 503, 340× HTTP 504, returned in p95 404.8 ms</w:t>
+            </w:r>
+          </w:p>
+        </w:tc>
+      </w:tr>
+      <w:tr>
+        <w:tc>
+          <w:tcPr>
+            <w:tcW w:type="dxa" w:w="907"/>
+          </w:tcPr>
+          <w:p>
+            <w:r/>
+            <w:r>
+              <w:rPr>
+                <w:b/>
+                <w:i w:val="0"/>
+                <w:sz w:val="16"/>
+              </w:rPr>
+              <w:t>4</w:t>
+            </w:r>
+          </w:p>
+        </w:tc>
+        <w:tc>
+          <w:tcPr>
+            <w:tcW w:type="dxa" w:w="2041"/>
+          </w:tcPr>
+          <w:p>
+            <w:r/>
+            <w:r>
+              <w:rPr>
+                <w:b w:val="0"/>
+                <w:i w:val="0"/>
+                <w:sz w:val="16"/>
+              </w:rPr>
+              <w:t>/livez of 1 pod stops answering (simulated deadlock)</w:t>
+            </w:r>
+          </w:p>
+        </w:tc>
+        <w:tc>
+          <w:tcPr>
+            <w:tcW w:type="dxa" w:w="1247"/>
+          </w:tcPr>
+          <w:p>
+            <w:r/>
+            <w:r>
+              <w:rPr>
+                <w:b w:val="0"/>
+                <w:i w:val="0"/>
+                <w:sz w:val="16"/>
+              </w:rPr>
+              <w:t>18.74 s</w:t>
+            </w:r>
+          </w:p>
+        </w:tc>
+        <w:tc>
+          <w:tcPr>
+            <w:tcW w:type="dxa" w:w="2381"/>
+          </w:tcPr>
+          <w:p>
+            <w:r/>
+            <w:r>
+              <w:rPr>
+                <w:b w:val="0"/>
+                <w:i w:val="0"/>
+                <w:sz w:val="16"/>
+              </w:rPr>
+              <w:t>23.66 s; restarts 0→1</w:t>
+            </w:r>
+          </w:p>
+        </w:tc>
+        <w:tc>
+          <w:tcPr>
+            <w:tcW w:type="dxa" w:w="3061"/>
+          </w:tcPr>
+          <w:p>
+            <w:r/>
+            <w:r>
+              <w:rPr>
+                <w:b w:val="0"/>
+                <w:i w:val="0"/>
+                <w:sz w:val="16"/>
+              </w:rPr>
+              <w:t>1/1200 requests failed (99.92% success), error window 0.0 s; p95 of successful requests 25.4 ms; failures: 1× HTTP 503, returned in p95 404.4 ms</w:t>
             </w:r>
           </w:p>
         </w:tc>
@@ -4026,22 +4098,48 @@
         <w:rPr>
           <w:b w:val="0"/>
           <w:i w:val="0"/>
-          <w:color w:val="C01F1F"/>
+          <w:sz w:val="19"/>
         </w:rPr>
-        <w:t>PENDING: run `make experiments` on your cluster, then rebuild this report — the table and Figure 3 are filled in automatically from results/experiments.json.</w:t>
+        <w:t>Method. Measured on Kubernetes v1.36.1 (2026-10-25T18:57:11+00:00). An in-cluster pod (student-traffic) sent 20 req/s (70% course list, 30% enrolment) through the api-gateway Service for 60 s; the fault was injected after 15 s. Detection = time from injection until Kubernetes reported fewer than 2 Ready registration pods (polled every ~0.2 s). Recovery = time until 2 pods were Ready again. User impact is computed from every individual request logged by the generator (results/raw/). The pod clock was aligned to the host clock before the run.</w:t>
       </w:r>
     </w:p>
     <w:p>
       <w:pPr>
-        <w:spacing w:after="80"/>
+        <w:jc w:val="center"/>
       </w:pPr>
       <w:r>
-        <w:rPr>
-          <w:b w:val="0"/>
-          <w:i w:val="0"/>
-          <w:color w:val="C01F1F"/>
-        </w:rPr>
-        <w:t>PENDING: diagrams/experiments.png not generated yet</w:t>
+        <w:drawing>
+          <wp:inline xmlns:a="http://schemas.openxmlformats.org/drawingml/2006/main" xmlns:pic="http://schemas.openxmlformats.org/drawingml/2006/picture">
+            <wp:extent cx="6120000" cy="2011276"/>
+            <wp:docPr id="4" name="Picture 4"/>
+            <wp:cNvGraphicFramePr>
+              <a:graphicFrameLocks noChangeAspect="1"/>
+            </wp:cNvGraphicFramePr>
+            <a:graphic>
+              <a:graphicData uri="http://schemas.openxmlformats.org/drawingml/2006/picture">
+                <pic:pic>
+                  <pic:nvPicPr>
+                    <pic:cNvPr id="0" name="experiments.png"/>
+                    <pic:cNvPicPr/>
+                  </pic:nvPicPr>
+                  <pic:blipFill>
+                    <a:blip r:embed="rId12"/>
+                    <a:stretch>
+                      <a:fillRect/>
+                    </a:stretch>
+                  </pic:blipFill>
+                  <pic:spPr>
+                    <a:xfrm>
+                      <a:off x="0" y="0"/>
+                      <a:ext cx="6120000" cy="2011276"/>
+                    </a:xfrm>
+                    <a:prstGeom prst="rect"/>
+                  </pic:spPr>
+                </pic:pic>
+              </a:graphicData>
+            </a:graphic>
+          </wp:inline>
+        </w:drawing>
       </w:r>
     </w:p>
     <w:p>
@@ -4058,6 +4156,379 @@
         <w:t>Figure 3. Per-request latency/status (top) and Ready registration pods (bottom); dashed black = fault injected, dashed green = database restored.</w:t>
       </w:r>
     </w:p>
+    <w:p>
+      <w:pPr>
+        <w:spacing w:after="80"/>
+      </w:pPr>
+      <w:r>
+        <w:rPr>
+          <w:b/>
+          <w:i w:val="0"/>
+        </w:rPr>
+        <w:t>Extract from results/experiment_log.txt (kubectl get pods during the faults):</w:t>
+      </w:r>
+    </w:p>
+    <w:p>
+      <w:pPr>
+        <w:spacing w:after="0" w:line="240" w:lineRule="auto"/>
+      </w:pPr>
+      <w:r>
+        <w:rPr>
+          <w:rFonts w:ascii="Consolas" w:hAnsi="Consolas" w:eastAsia="Consolas"/>
+          <w:b w:val="0"/>
+          <w:i w:val="0"/>
+          <w:color w:val="222222"/>
+          <w:sz w:val="13"/>
+        </w:rPr>
+        <w:t>--- Exp 1 DURING (t+1 s) ---</w:t>
+      </w:r>
+    </w:p>
+    <w:p>
+      <w:pPr>
+        <w:spacing w:after="0" w:line="240" w:lineRule="auto"/>
+      </w:pPr>
+      <w:r>
+        <w:rPr>
+          <w:rFonts w:ascii="Consolas" w:hAnsi="Consolas" w:eastAsia="Consolas"/>
+          <w:b w:val="0"/>
+          <w:i w:val="0"/>
+          <w:color w:val="222222"/>
+          <w:sz w:val="13"/>
+        </w:rPr>
+        <w:t>NAME                                    READY   STATUS    RESTARTS     AGE    IP           NODE              NOMINATED NODE   READINESS GATES</w:t>
+      </w:r>
+    </w:p>
+    <w:p>
+      <w:pPr>
+        <w:spacing w:after="0" w:line="240" w:lineRule="auto"/>
+      </w:pPr>
+      <w:r>
+        <w:rPr>
+          <w:rFonts w:ascii="Consolas" w:hAnsi="Consolas" w:eastAsia="Consolas"/>
+          <w:b w:val="0"/>
+          <w:i w:val="0"/>
+          <w:color w:val="222222"/>
+          <w:sz w:val="13"/>
+        </w:rPr>
+        <w:t>api-gateway-8c9ddf88-jl2x7              1/1     Running   0            100s   10.244.1.3   desktop-worker2   &lt;none&gt;           &lt;none&gt;</w:t>
+      </w:r>
+    </w:p>
+    <w:p>
+      <w:pPr>
+        <w:spacing w:after="0" w:line="240" w:lineRule="auto"/>
+      </w:pPr>
+      <w:r>
+        <w:rPr>
+          <w:rFonts w:ascii="Consolas" w:hAnsi="Consolas" w:eastAsia="Consolas"/>
+          <w:b w:val="0"/>
+          <w:i w:val="0"/>
+          <w:color w:val="222222"/>
+          <w:sz w:val="13"/>
+        </w:rPr>
+        <w:t>api-gateway-8c9ddf88-ss65x              1/1     Running   0            100s   10.244.2.5   desktop-worker    &lt;none&gt;           &lt;none&gt;</w:t>
+      </w:r>
+    </w:p>
+    <w:p>
+      <w:pPr>
+        <w:spacing w:after="0" w:line="240" w:lineRule="auto"/>
+      </w:pPr>
+      <w:r>
+        <w:rPr>
+          <w:rFonts w:ascii="Consolas" w:hAnsi="Consolas" w:eastAsia="Consolas"/>
+          <w:b w:val="0"/>
+          <w:i w:val="0"/>
+          <w:color w:val="222222"/>
+          <w:sz w:val="13"/>
+        </w:rPr>
+        <w:t>registration-db-0                       1/1     Running   0            105s   10.244.2.4   desktop-worker    &lt;none&gt;           &lt;none&gt;</w:t>
+      </w:r>
+    </w:p>
+    <w:p>
+      <w:pPr>
+        <w:spacing w:after="0" w:line="240" w:lineRule="auto"/>
+      </w:pPr>
+      <w:r>
+        <w:rPr>
+          <w:rFonts w:ascii="Consolas" w:hAnsi="Consolas" w:eastAsia="Consolas"/>
+          <w:b w:val="0"/>
+          <w:i w:val="0"/>
+          <w:color w:val="222222"/>
+          <w:sz w:val="13"/>
+        </w:rPr>
+        <w:t>registration-service-668f5c59c6-r46rl   0/1     Running   1 (1s ago)   105s   10.244.1.2   desktop-worker2   &lt;none&gt;           &lt;none&gt;</w:t>
+      </w:r>
+    </w:p>
+    <w:p>
+      <w:pPr>
+        <w:spacing w:after="0" w:line="240" w:lineRule="auto"/>
+      </w:pPr>
+      <w:r>
+        <w:rPr>
+          <w:rFonts w:ascii="Consolas" w:hAnsi="Consolas" w:eastAsia="Consolas"/>
+          <w:b w:val="0"/>
+          <w:i w:val="0"/>
+          <w:color w:val="222222"/>
+          <w:sz w:val="13"/>
+        </w:rPr>
+        <w:t>--- Exp 2 DURING (t+1 s) ---</w:t>
+      </w:r>
+    </w:p>
+    <w:p>
+      <w:pPr>
+        <w:spacing w:after="0" w:line="240" w:lineRule="auto"/>
+      </w:pPr>
+      <w:r>
+        <w:rPr>
+          <w:rFonts w:ascii="Consolas" w:hAnsi="Consolas" w:eastAsia="Consolas"/>
+          <w:b w:val="0"/>
+          <w:i w:val="0"/>
+          <w:color w:val="222222"/>
+          <w:sz w:val="13"/>
+        </w:rPr>
+        <w:t>NAME                                    READY   STATUS    RESTARTS   AGE     IP           NODE              NOMINATED NODE   READINESS GATES</w:t>
+      </w:r>
+    </w:p>
+    <w:p>
+      <w:pPr>
+        <w:spacing w:after="0" w:line="240" w:lineRule="auto"/>
+      </w:pPr>
+      <w:r>
+        <w:rPr>
+          <w:rFonts w:ascii="Consolas" w:hAnsi="Consolas" w:eastAsia="Consolas"/>
+          <w:b w:val="0"/>
+          <w:i w:val="0"/>
+          <w:color w:val="222222"/>
+          <w:sz w:val="13"/>
+        </w:rPr>
+        <w:t>api-gateway-8c9ddf88-jl2x7              1/1     Running   0          2m54s   10.244.1.3   desktop-worker2   &lt;none&gt;           &lt;none&gt;</w:t>
+      </w:r>
+    </w:p>
+    <w:p>
+      <w:pPr>
+        <w:spacing w:after="0" w:line="240" w:lineRule="auto"/>
+      </w:pPr>
+      <w:r>
+        <w:rPr>
+          <w:rFonts w:ascii="Consolas" w:hAnsi="Consolas" w:eastAsia="Consolas"/>
+          <w:b w:val="0"/>
+          <w:i w:val="0"/>
+          <w:color w:val="222222"/>
+          <w:sz w:val="13"/>
+        </w:rPr>
+        <w:t>api-gateway-8c9ddf88-ss65x              1/1     Running   0          2m54s   10.244.2.5   desktop-worker    &lt;none&gt;           &lt;none&gt;</w:t>
+      </w:r>
+    </w:p>
+    <w:p>
+      <w:pPr>
+        <w:spacing w:after="0" w:line="240" w:lineRule="auto"/>
+      </w:pPr>
+      <w:r>
+        <w:rPr>
+          <w:rFonts w:ascii="Consolas" w:hAnsi="Consolas" w:eastAsia="Consolas"/>
+          <w:b w:val="0"/>
+          <w:i w:val="0"/>
+          <w:color w:val="222222"/>
+          <w:sz w:val="13"/>
+        </w:rPr>
+        <w:t>registration-db-0                       1/1     Running   0          2m59s   10.244.2.4   desktop-worker    &lt;none&gt;           &lt;none&gt;</w:t>
+      </w:r>
+    </w:p>
+    <w:p>
+      <w:pPr>
+        <w:spacing w:after="0" w:line="240" w:lineRule="auto"/>
+      </w:pPr>
+      <w:r>
+        <w:rPr>
+          <w:rFonts w:ascii="Consolas" w:hAnsi="Consolas" w:eastAsia="Consolas"/>
+          <w:b w:val="0"/>
+          <w:i w:val="0"/>
+          <w:color w:val="222222"/>
+          <w:sz w:val="13"/>
+        </w:rPr>
+        <w:t>registration-service-668f5c59c6-k5qd8   0/1     Running   0          1s      10.244.1.5   desktop-worker2   &lt;none&gt;           &lt;none&gt;</w:t>
+      </w:r>
+    </w:p>
+    <w:p>
+      <w:pPr>
+        <w:spacing w:after="0" w:line="240" w:lineRule="auto"/>
+      </w:pPr>
+      <w:r>
+        <w:rPr>
+          <w:rFonts w:ascii="Consolas" w:hAnsi="Consolas" w:eastAsia="Consolas"/>
+          <w:b w:val="0"/>
+          <w:i w:val="0"/>
+          <w:color w:val="222222"/>
+          <w:sz w:val="13"/>
+        </w:rPr>
+        <w:t>--- Exp 3 DURING (t+1 s) ---</w:t>
+      </w:r>
+    </w:p>
+    <w:p>
+      <w:pPr>
+        <w:spacing w:after="0" w:line="240" w:lineRule="auto"/>
+      </w:pPr>
+      <w:r>
+        <w:rPr>
+          <w:rFonts w:ascii="Consolas" w:hAnsi="Consolas" w:eastAsia="Consolas"/>
+          <w:b w:val="0"/>
+          <w:i w:val="0"/>
+          <w:color w:val="222222"/>
+          <w:sz w:val="13"/>
+        </w:rPr>
+        <w:t>NAME                                    READY   STATUS      RESTARTS   AGE     IP           NODE              NOMINATED NODE   READINESS GATES</w:t>
+      </w:r>
+    </w:p>
+    <w:p>
+      <w:pPr>
+        <w:spacing w:after="0" w:line="240" w:lineRule="auto"/>
+      </w:pPr>
+      <w:r>
+        <w:rPr>
+          <w:rFonts w:ascii="Consolas" w:hAnsi="Consolas" w:eastAsia="Consolas"/>
+          <w:b w:val="0"/>
+          <w:i w:val="0"/>
+          <w:color w:val="222222"/>
+          <w:sz w:val="13"/>
+        </w:rPr>
+        <w:t>api-gateway-8c9ddf88-jl2x7              1/1     Running     0          4m8s    10.244.1.3   desktop-worker2   &lt;none&gt;           &lt;none&gt;</w:t>
+      </w:r>
+    </w:p>
+    <w:p>
+      <w:pPr>
+        <w:spacing w:after="0" w:line="240" w:lineRule="auto"/>
+      </w:pPr>
+      <w:r>
+        <w:rPr>
+          <w:rFonts w:ascii="Consolas" w:hAnsi="Consolas" w:eastAsia="Consolas"/>
+          <w:b w:val="0"/>
+          <w:i w:val="0"/>
+          <w:color w:val="222222"/>
+          <w:sz w:val="13"/>
+        </w:rPr>
+        <w:t>api-gateway-8c9ddf88-ss65x              1/1     Running     0          4m8s    10.244.2.5   desktop-worker    &lt;none&gt;           &lt;none&gt;</w:t>
+      </w:r>
+    </w:p>
+    <w:p>
+      <w:pPr>
+        <w:spacing w:after="0" w:line="240" w:lineRule="auto"/>
+      </w:pPr>
+      <w:r>
+        <w:rPr>
+          <w:rFonts w:ascii="Consolas" w:hAnsi="Consolas" w:eastAsia="Consolas"/>
+          <w:b w:val="0"/>
+          <w:i w:val="0"/>
+          <w:color w:val="222222"/>
+          <w:sz w:val="13"/>
+        </w:rPr>
+        <w:t>registration-db-0                       0/1     Completed   0          4m13s   10.244.2.4   desktop-worker    &lt;none&gt;           &lt;none&gt;</w:t>
+      </w:r>
+    </w:p>
+    <w:p>
+      <w:pPr>
+        <w:spacing w:after="0" w:line="240" w:lineRule="auto"/>
+      </w:pPr>
+      <w:r>
+        <w:rPr>
+          <w:rFonts w:ascii="Consolas" w:hAnsi="Consolas" w:eastAsia="Consolas"/>
+          <w:b w:val="0"/>
+          <w:i w:val="0"/>
+          <w:color w:val="222222"/>
+          <w:sz w:val="13"/>
+        </w:rPr>
+        <w:t>registration-service-668f5c59c6-k5qd8   1/1     Running     0          75s     10.244.1.5   desktop-worker2   &lt;none&gt;           &lt;none&gt;</w:t>
+      </w:r>
+    </w:p>
+    <w:p>
+      <w:pPr>
+        <w:spacing w:after="0" w:line="240" w:lineRule="auto"/>
+      </w:pPr>
+      <w:r>
+        <w:rPr>
+          <w:rFonts w:ascii="Consolas" w:hAnsi="Consolas" w:eastAsia="Consolas"/>
+          <w:b w:val="0"/>
+          <w:i w:val="0"/>
+          <w:color w:val="222222"/>
+          <w:sz w:val="13"/>
+        </w:rPr>
+        <w:t>--- Exp 4 DURING (t+1 s) ---</w:t>
+      </w:r>
+    </w:p>
+    <w:p>
+      <w:pPr>
+        <w:spacing w:after="0" w:line="240" w:lineRule="auto"/>
+      </w:pPr>
+      <w:r>
+        <w:rPr>
+          <w:rFonts w:ascii="Consolas" w:hAnsi="Consolas" w:eastAsia="Consolas"/>
+          <w:b w:val="0"/>
+          <w:i w:val="0"/>
+          <w:color w:val="222222"/>
+          <w:sz w:val="13"/>
+        </w:rPr>
+        <w:t>NAME                                    READY   STATUS    RESTARTS   AGE     IP           NODE              NOMINATED NODE   READINESS GATES</w:t>
+      </w:r>
+    </w:p>
+    <w:p>
+      <w:pPr>
+        <w:spacing w:after="0" w:line="240" w:lineRule="auto"/>
+      </w:pPr>
+      <w:r>
+        <w:rPr>
+          <w:rFonts w:ascii="Consolas" w:hAnsi="Consolas" w:eastAsia="Consolas"/>
+          <w:b w:val="0"/>
+          <w:i w:val="0"/>
+          <w:color w:val="222222"/>
+          <w:sz w:val="13"/>
+        </w:rPr>
+        <w:t>api-gateway-8c9ddf88-jl2x7              1/1     Running   0          5m22s   10.244.1.3   desktop-worker2   &lt;none&gt;           &lt;none&gt;</w:t>
+      </w:r>
+    </w:p>
+    <w:p>
+      <w:pPr>
+        <w:spacing w:after="0" w:line="240" w:lineRule="auto"/>
+      </w:pPr>
+      <w:r>
+        <w:rPr>
+          <w:rFonts w:ascii="Consolas" w:hAnsi="Consolas" w:eastAsia="Consolas"/>
+          <w:b w:val="0"/>
+          <w:i w:val="0"/>
+          <w:color w:val="222222"/>
+          <w:sz w:val="13"/>
+        </w:rPr>
+        <w:t>api-gateway-8c9ddf88-ss65x              1/1     Running   0          5m22s   10.244.2.5   desktop-worker    &lt;none&gt;           &lt;none&gt;</w:t>
+      </w:r>
+    </w:p>
+    <w:p>
+      <w:pPr>
+        <w:spacing w:after="0" w:line="240" w:lineRule="auto"/>
+      </w:pPr>
+      <w:r>
+        <w:rPr>
+          <w:rFonts w:ascii="Consolas" w:hAnsi="Consolas" w:eastAsia="Consolas"/>
+          <w:b w:val="0"/>
+          <w:i w:val="0"/>
+          <w:color w:val="222222"/>
+          <w:sz w:val="13"/>
+        </w:rPr>
+        <w:t>registration-db-0                       1/1     Running   0          55s     10.244.2.7   desktop-worker    &lt;none&gt;           &lt;none&gt;</w:t>
+      </w:r>
+    </w:p>
+    <w:p>
+      <w:pPr>
+        <w:spacing w:after="0" w:line="240" w:lineRule="auto"/>
+      </w:pPr>
+      <w:r>
+        <w:rPr>
+          <w:rFonts w:ascii="Consolas" w:hAnsi="Consolas" w:eastAsia="Consolas"/>
+          <w:b w:val="0"/>
+          <w:i w:val="0"/>
+          <w:color w:val="222222"/>
+          <w:sz w:val="13"/>
+        </w:rPr>
+        <w:t>registration-service-668f5c59c6-k5qd8   1/1     Running   0          2m29s   10.244.1.5   desktop-worker2   &lt;none&gt;           &lt;none&gt;</w:t>
+      </w:r>
+    </w:p>
+    <w:p/>
     <w:p>
       <w:pPr>
         <w:pStyle w:val="Heading1"/>
@@ -4228,7 +4699,7 @@
                 <w:i w:val="0"/>
                 <w:sz w:val="16"/>
               </w:rPr>
-              <w:t>≈ 6–10 min: fetch base backup, replay WAL to the chosen timestamp (PITR).</w:t>
+              <w:t>≈ 6–10 min: fetch base backup, replay WAL to the chosen timestamp (PITR). Lab drill (results/dr_drill.json): full logical restore of the registration DB measured at 0.2 s, service Ready again after 0.5 s, rows verified 364/364.</w:t>
             </w:r>
           </w:p>
         </w:tc>
@@ -4721,10 +5192,9 @@
               <w:rPr>
                 <w:b w:val="0"/>
                 <w:i w:val="0"/>
-                <w:color w:val="C01F1F"/>
                 <w:sz w:val="18"/>
               </w:rPr>
-              <w:t>TODO Student One, TODO Student Two, TODO Student Three</w:t>
+              <w:t>Amirsultan Shakenov, Dair Karatay, Aslan Abishev</w:t>
             </w:r>
           </w:p>
         </w:tc>
@@ -4756,10 +5226,9 @@
               <w:rPr>
                 <w:b w:val="0"/>
                 <w:i w:val="0"/>
-                <w:color w:val="C01F1F"/>
                 <w:sz w:val="18"/>
               </w:rPr>
-              <w:t>TODO, TODO, TODO</w:t>
+              <w:t>0, 0, 0</w:t>
             </w:r>
           </w:p>
         </w:tc>
@@ -4791,10 +5260,9 @@
               <w:rPr>
                 <w:b w:val="0"/>
                 <w:i w:val="0"/>
-                <w:color w:val="C01F1F"/>
                 <w:sz w:val="18"/>
               </w:rPr>
-              <w:t>TODO-group</w:t>
+              <w:t>CSE-2507M</w:t>
             </w:r>
           </w:p>
         </w:tc>
@@ -4860,10 +5328,9 @@
               <w:rPr>
                 <w:b w:val="0"/>
                 <w:i w:val="0"/>
-                <w:color w:val="C01F1F"/>
                 <w:sz w:val="18"/>
               </w:rPr>
-              <w:t>TODO-dd/mm/yyyy</w:t>
+              <w:t>26/10/2026</w:t>
             </w:r>
           </w:p>
         </w:tc>
@@ -4929,10 +5396,9 @@
               <w:rPr>
                 <w:b w:val="0"/>
                 <w:i w:val="0"/>
-                <w:color w:val="C01F1F"/>
                 <w:sz w:val="18"/>
               </w:rPr>
-              <w:t>https://github.com/TODO-owner/aitu-resilience-a3 (commit TODO-commit)</w:t>
+              <w:t>https://github.com/Octozavrus/aitu-resilience-a3 (commit 7189b34)</w:t>
             </w:r>
           </w:p>
         </w:tc>
@@ -5059,10 +5525,9 @@
               <w:rPr>
                 <w:b w:val="0"/>
                 <w:i w:val="0"/>
-                <w:color w:val="C01F1F"/>
                 <w:sz w:val="18"/>
               </w:rPr>
-              <w:t>TODO-dd.mm.yyyy hh:mm</w:t>
+              <w:t>25/10/2026</w:t>
             </w:r>
           </w:p>
         </w:tc>
@@ -5094,10 +5559,9 @@
               <w:rPr>
                 <w:b w:val="0"/>
                 <w:i w:val="0"/>
-                <w:color w:val="C01F1F"/>
                 <w:sz w:val="18"/>
               </w:rPr>
-              <w:t>TODO-dd.mm.yyyy hh:mm</w:t>
+              <w:t>26/10/2026</w:t>
             </w:r>
           </w:p>
         </w:tc>
@@ -5165,7 +5629,7 @@
                 <w:i w:val="0"/>
                 <w:sz w:val="18"/>
               </w:rPr>
-              <w:t>Kubernetes (version from run), Docker, kubectl, PostgreSQL 16, NGINX 1.27, Python 3.12 (stdlib http.server, pg8000, numpy, matplotlib, python-docx), Git/GitHub</w:t>
+              <w:t>Kubernetes v1.36.1, Docker, kubectl, PostgreSQL 16, NGINX 1.27, Python 3.12 (stdlib http.server, pg8000, numpy, matplotlib, python-docx), Git/GitHub</w:t>
             </w:r>
           </w:p>
         </w:tc>
@@ -5712,10 +6176,9 @@
               <w:rPr>
                 <w:b w:val="0"/>
                 <w:i w:val="0"/>
-                <w:color w:val="C01F1F"/>
                 <w:sz w:val="18"/>
               </w:rPr>
-              <w:t>k8s/20-registration.yaml, app/registration/service.py (commit TODO-commit); Part C table and excerpt.</w:t>
+              <w:t>k8s/20-registration.yaml, app/registration/service.py (commit 7189b34); Part C table and excerpt.</w:t>
             </w:r>
           </w:p>
         </w:tc>
@@ -5855,10 +6318,9 @@
               <w:rPr>
                 <w:b w:val="0"/>
                 <w:i w:val="0"/>
-                <w:color w:val="C01F1F"/>
                 <w:sz w:val="18"/>
               </w:rPr>
-              <w:t>PENDING — filled automatically after `make experiments`.</w:t>
+              <w:t>Exp 1 (crash of one replica): detected 0.39 s, recovered 1.38 s, 2/1200 failed. Exp 2 (both pods deleted): detected 0.21 s, recovered 2.60 s, 25/1200 failed. Exp 3 (DB down): detected 4.81 s, recovered 2.59 s after DB restore, restarts 0→0.</w:t>
             </w:r>
           </w:p>
         </w:tc>
@@ -6068,7 +6530,7 @@
                 <w:i w:val="0"/>
                 <w:sz w:val="18"/>
               </w:rPr>
-              <w:t>Part E table, docs/dr-plan.md (runbook); restore drill: scripts/dr_drill.py.</w:t>
+              <w:t>Part E table, docs/dr-plan.md (runbook), results/dr_drill.json (measured restore).</w:t>
             </w:r>
           </w:p>
         </w:tc>
@@ -6244,7 +6706,7 @@
                 <w:i w:val="0"/>
                 <w:sz w:val="18"/>
               </w:rPr>
-              <w:t>Availability 99.8417% → 99.9415% (13.87 → 5.12 h/yr) in results/availability.json.</w:t>
+              <w:t>Availability 99.8417% → 99.9415% (13.87 → 5.12 h/yr) in results/availability.json; Exp 3 showed 0→0 restarts during the DB outage.</w:t>
             </w:r>
           </w:p>
         </w:tc>
@@ -6458,10 +6920,9 @@
               <w:rPr>
                 <w:b w:val="0"/>
                 <w:i w:val="0"/>
-                <w:color w:val="C01F1F"/>
                 <w:sz w:val="18"/>
               </w:rPr>
-              <w:t>scripts/availability.py (99.8417% baseline, 99.9415% with 2× gateway, Monte Carlo 99.8451%); PENDING experiment numbers.</w:t>
+              <w:t>scripts/availability.py (99.8417% baseline, 99.9415% with 2× gateway, Monte Carlo 99.8451%); Measured: Exp 1 detect 0.39 s / recover 1.38 s; Exp 2 detect 0.21 s / recover 2.60 s; Exp 3 detect 4.81 s / recover 22.79 s; Exp 4 detect 18.74 s / recover 23.66 s.</w:t>
             </w:r>
           </w:p>
         </w:tc>
@@ -6493,10 +6954,9 @@
               <w:rPr>
                 <w:b w:val="0"/>
                 <w:i w:val="0"/>
-                <w:color w:val="C01F1F"/>
                 <w:sz w:val="18"/>
               </w:rPr>
-              <w:t>https://github.com/TODO-owner/aitu-resilience-a3 commit TODO-commit: k8s/20-registration.yaml, app/registration/service.py, scripts/experiments.py, results/experiments.json, results/experiment_log.txt</w:t>
+              <w:t>https://github.com/Octozavrus/aitu-resilience-a3 commit 7189b34: k8s/20-registration.yaml, app/registration/service.py, scripts/experiments.py, results/experiments.json, results/experiment_log.txt</w:t>
             </w:r>
           </w:p>
         </w:tc>
@@ -6528,10 +6988,9 @@
               <w:rPr>
                 <w:b w:val="0"/>
                 <w:i w:val="0"/>
-                <w:color w:val="C01F1F"/>
                 <w:sz w:val="18"/>
               </w:rPr>
-              <w:t>TODO: describe a real problem you hit while running it (e.g. image not found by the cluster, a probe that restarted pods during the DB outage, a timing you had to tune) and exactly how you fixed it.</w:t>
+              <w:t>No problems in general, will describe later</w:t>
             </w:r>
           </w:p>
         </w:tc>
@@ -6563,10 +7022,9 @@
               <w:rPr>
                 <w:b w:val="0"/>
                 <w:i w:val="0"/>
-                <w:color w:val="C01F1F"/>
                 <w:sz w:val="18"/>
               </w:rPr>
-              <w:t>TODO: e.g. single-node lab cluster so both replicas share one machine; one DB pod in the lab instead of primary + standby; load of 20 req/s instead of 500 req/s.</w:t>
+              <w:t>three-node lab cluster so both replicas share one machine; one DB pod in the lab instead of primary + standby; load of 20 req/s instead of 500 req/s.</w:t>
             </w:r>
           </w:p>
         </w:tc>
@@ -6671,10 +7129,9 @@
               <w:rPr>
                 <w:b/>
                 <w:i w:val="0"/>
-                <w:color w:val="C01F1F"/>
                 <w:sz w:val="18"/>
               </w:rPr>
-              <w:t>TODO Student One</w:t>
+              <w:t>Amirsultan Shakenov</w:t>
             </w:r>
           </w:p>
         </w:tc>
@@ -6688,10 +7145,9 @@
               <w:rPr>
                 <w:b w:val="0"/>
                 <w:i w:val="0"/>
-                <w:color w:val="C01F1F"/>
                 <w:sz w:val="18"/>
               </w:rPr>
-              <w:t>TODO</w:t>
+              <w:t>0</w:t>
             </w:r>
           </w:p>
         </w:tc>
@@ -6705,10 +7161,9 @@
               <w:rPr>
                 <w:b w:val="0"/>
                 <w:i w:val="0"/>
-                <w:color w:val="C01F1F"/>
                 <w:sz w:val="18"/>
               </w:rPr>
-              <w:t>TODO</w:t>
+              <w:t>None</w:t>
             </w:r>
           </w:p>
         </w:tc>
@@ -6740,10 +7195,9 @@
               <w:rPr>
                 <w:b/>
                 <w:i w:val="0"/>
-                <w:color w:val="C01F1F"/>
                 <w:sz w:val="18"/>
               </w:rPr>
-              <w:t>TODO Student Two</w:t>
+              <w:t>Dair Karatay</w:t>
             </w:r>
           </w:p>
         </w:tc>
@@ -6757,10 +7211,9 @@
               <w:rPr>
                 <w:b w:val="0"/>
                 <w:i w:val="0"/>
-                <w:color w:val="C01F1F"/>
                 <w:sz w:val="18"/>
               </w:rPr>
-              <w:t>TODO</w:t>
+              <w:t>0</w:t>
             </w:r>
           </w:p>
         </w:tc>
@@ -6774,10 +7227,9 @@
               <w:rPr>
                 <w:b w:val="0"/>
                 <w:i w:val="0"/>
-                <w:color w:val="C01F1F"/>
                 <w:sz w:val="18"/>
               </w:rPr>
-              <w:t>TODO</w:t>
+              <w:t>None</w:t>
             </w:r>
           </w:p>
         </w:tc>
@@ -6809,10 +7261,9 @@
               <w:rPr>
                 <w:b/>
                 <w:i w:val="0"/>
-                <w:color w:val="C01F1F"/>
                 <w:sz w:val="18"/>
               </w:rPr>
-              <w:t>TODO Student Three</w:t>
+              <w:t>Aslan Abishev</w:t>
             </w:r>
           </w:p>
         </w:tc>
@@ -6826,10 +7277,9 @@
               <w:rPr>
                 <w:b w:val="0"/>
                 <w:i w:val="0"/>
-                <w:color w:val="C01F1F"/>
                 <w:sz w:val="18"/>
               </w:rPr>
-              <w:t>TODO</w:t>
+              <w:t>0</w:t>
             </w:r>
           </w:p>
         </w:tc>
@@ -6843,10 +7293,9 @@
               <w:rPr>
                 <w:b w:val="0"/>
                 <w:i w:val="0"/>
-                <w:color w:val="C01F1F"/>
                 <w:sz w:val="18"/>
               </w:rPr>
-              <w:t>TODO</w:t>
+              <w:t>None</w:t>
             </w:r>
           </w:p>
         </w:tc>
@@ -6890,7 +7339,7 @@
           <w:b w:val="0"/>
           <w:i w:val="0"/>
         </w:rPr>
-        <w:t>☐ Completed required tables and calculations</w:t>
+        <w:t>☑ Completed required tables and calculations</w:t>
       </w:r>
     </w:p>
     <w:p>
@@ -6926,7 +7375,7 @@
           <w:b w:val="0"/>
           <w:i w:val="0"/>
         </w:rPr>
-        <w:t>☐ Execution logs / experiment results where applicable</w:t>
+        <w:t>☑ Execution logs / experiment results where applicable</w:t>
       </w:r>
     </w:p>
     <w:p>
@@ -6938,7 +7387,7 @@
           <w:b w:val="0"/>
           <w:i w:val="0"/>
         </w:rPr>
-        <w:t>☐ Screenshots or other reproducible evidence where applicable</w:t>
+        <w:t>☑ Screenshots or other reproducible evidence where applicable</w:t>
       </w:r>
     </w:p>
     <w:p>
@@ -6950,7 +7399,7 @@
           <w:b w:val="0"/>
           <w:i w:val="0"/>
         </w:rPr>
-        <w:t>☐ Links to code, datasets, notebooks, or artifacts</w:t>
+        <w:t>☑ Links to code, datasets, notebooks, or artifacts</w:t>
       </w:r>
     </w:p>
     <w:p>
@@ -7121,10 +7570,9 @@
               <w:rPr>
                 <w:b w:val="0"/>
                 <w:i w:val="0"/>
-                <w:color w:val="C01F1F"/>
                 <w:sz w:val="18"/>
               </w:rPr>
-              <w:t>TODO Student One (TODO)</w:t>
+              <w:t>Amirsultan Shakenov (0)</w:t>
             </w:r>
           </w:p>
         </w:tc>
@@ -7153,10 +7601,9 @@
               <w:rPr>
                 <w:b w:val="0"/>
                 <w:i w:val="0"/>
-                <w:color w:val="C01F1F"/>
                 <w:sz w:val="18"/>
               </w:rPr>
-              <w:t>TODO-dd/mm/yyyy</w:t>
+              <w:t>26/10/2026</w:t>
             </w:r>
           </w:p>
         </w:tc>
@@ -7188,10 +7635,9 @@
               <w:rPr>
                 <w:b w:val="0"/>
                 <w:i w:val="0"/>
-                <w:color w:val="C01F1F"/>
                 <w:sz w:val="18"/>
               </w:rPr>
-              <w:t>TODO Student Two (TODO)</w:t>
+              <w:t>Dair Karatay (0)</w:t>
             </w:r>
           </w:p>
         </w:tc>
@@ -7220,10 +7666,9 @@
               <w:rPr>
                 <w:b w:val="0"/>
                 <w:i w:val="0"/>
-                <w:color w:val="C01F1F"/>
                 <w:sz w:val="18"/>
               </w:rPr>
-              <w:t>TODO-dd/mm/yyyy</w:t>
+              <w:t>26/10/2026</w:t>
             </w:r>
           </w:p>
         </w:tc>
@@ -7255,10 +7700,9 @@
               <w:rPr>
                 <w:b w:val="0"/>
                 <w:i w:val="0"/>
-                <w:color w:val="C01F1F"/>
                 <w:sz w:val="18"/>
               </w:rPr>
-              <w:t>TODO Student Three (TODO)</w:t>
+              <w:t>Aslan Abishev (0)</w:t>
             </w:r>
           </w:p>
         </w:tc>
@@ -7287,10 +7731,9 @@
               <w:rPr>
                 <w:b w:val="0"/>
                 <w:i w:val="0"/>
-                <w:color w:val="C01F1F"/>
                 <w:sz w:val="18"/>
               </w:rPr>
-              <w:t>TODO-dd/mm/yyyy</w:t>
+              <w:t>26/10/2026</w:t>
             </w:r>
           </w:p>
         </w:tc>
